--- a/templates/action-of-incorporator-ccorp.docx
+++ b/templates/action-of-incorporator-ccorp.docx
@@ -4,6 +4,7 @@
   <w:body>
     <w:p>
       <w:pPr>
+        <w:pStyle w:val="GLInstructionBlock"/>
         <w:spacing w:after="240"/>
         <w:jc w:val="left"/>
       </w:pPr>
@@ -90,7 +91,7 @@
           <w:sz w:val="26"/>
           <w:szCs w:val="26"/>
         </w:rPr>
-        <w:t>[COMPANY NAME]</w:t>
+        <w:t>{Company Name}, Inc.</w:t>
       </w:r>
       <w:r>
         <w:rPr>
@@ -115,7 +116,7 @@
           <w:sz w:val="26"/>
           <w:szCs w:val="26"/>
         </w:rPr>
-        <w:t>, INC.</w:t>
+        <w:t/>
       </w:r>
       <w:r>
         <w:rPr>
@@ -140,7 +141,7 @@
           <w:sz w:val="22"/>
           <w:szCs w:val="22"/>
         </w:rPr>
-        <w:t>[DATE]</w:t>
+        <w:t>{Effective Date}</w:t>
       </w:r>
     </w:p>
     <w:p>
@@ -152,7 +153,7 @@
       </w:pPr>
       <w:r>
         <w:rPr/>
-        <w:t>Pursuant to Sections 107 and 108 of the General Corporation Law of the State of Delaware, the undersigned, being the incorporator (the “Incorporator”) of [COMPANY NAME], Inc., a Delaware corporation (the “Corporation”), takes the following action by written consent:</w:t>
+        <w:t>Pursuant to Sections 107 and 108 of the General Corporation Law of the State of Delaware, the undersigned, being the incorporator (the “Incorporator”) of {Company Name}, Inc., a Delaware corporation (the “Corporation”), takes the following action by written consent:</w:t>
       </w:r>
     </w:p>
     <w:p>
@@ -256,7 +257,17 @@
       </w:pPr>
       <w:r>
         <w:rPr/>
-        <w:t>RESOLVED, that [DIRECTOR NAME], a natural person, is elected as the sole director of the Corporation, to serve until a successor is duly elected and qualified or until earlier resignation or removal. [To start with more than one director, list each additional natural person here.]</w:t>
+        <w:t xml:space="preserve">RESOLVED, that {Director Name}, a natural person, is elected as the sole director of the Corporation, to serve until a successor is duly elected and qualified or until earlier resignation or removal. </w:t>
+      </w:r>
+      <w:r>
+        <w:rPr>
+          <w:rStyle w:val="GLInstructionInline"/>
+        </w:rPr>
+        <w:t>[GL INSTRUCTION — To start with more than one director, list each additional natural person here.]</w:t>
+      </w:r>
+      <w:r>
+        <w:rPr/>
+        <w:t xml:space="preserve"> </w:t>
       </w:r>
     </w:p>
     <w:p>
@@ -278,8 +289,10 @@
         <w:rPr/>
       </w:pPr>
       <w:r>
-        <w:rPr/>
-        <w:t>______________________________</w:t>
+        <w:rPr>
+          <w:rStyle w:val="GLSignatureMarker"/>
+        </w:rPr>
+        <w:t>[[GL-SIGNATURE:incorporator]]</w:t>
       </w:r>
     </w:p>
     <w:p>
@@ -290,7 +303,7 @@
       </w:pPr>
       <w:r>
         <w:rPr/>
-        <w:t>[INCORPORATOR NAME], Incorporator</w:t>
+        <w:t>{Incorporator Name}, Incorporator</w:t>
       </w:r>
       <w:r>
         <w:br w:type="page"/>
@@ -338,8 +351,14 @@
         <w:rPr/>
       </w:pPr>
       <w:r>
-        <w:rPr/>
-        <w:t>[Attach the adopted Bylaws.]</w:t>
+        <w:rPr>
+          <w:rStyle w:val="GLInstructionInline"/>
+        </w:rPr>
+        <w:t>[GL INSTRUCTION — Attach the adopted Bylaws.]</w:t>
+      </w:r>
+      <w:r>
+        <w:rPr/>
+        <w:t xml:space="preserve"> </w:t>
       </w:r>
     </w:p>
     <w:sectPr>
@@ -506,7 +525,7 @@
         <w:sz w:val="20"/>
         <w:szCs w:val="20"/>
       </w:rPr>
-      <w:t>[COMPANY NAME], INC. — Action of Incorporator</w:t>
+      <w:t>{Company Name}, Inc. — Action of Incorporator</w:t>
     </w:r>
   </w:p>
 </w:hdr>
@@ -528,7 +547,7 @@
         <w:sz w:val="20"/>
         <w:szCs w:val="20"/>
       </w:rPr>
-      <w:t>[COMPANY NAME], INC. — Action of Incorporator</w:t>
+      <w:t>{Company Name}, Inc. — Action of Incorporator</w:t>
     </w:r>
   </w:p>
 </w:hdr>
@@ -1214,6 +1233,18 @@
         <w:right w:w="100" w:type="dxa"/>
       </w:tblCellMar>
     </w:tblPr>
+  </w:style>
+  <w:style w:type="paragraph" w:customStyle="1" w:styleId="GLInstructionBlock">
+    <w:name w:val="GL Instruction Block"/>
+    <w:basedOn w:val="Normal"/>
+  </w:style>
+  <w:style w:type="character" w:customStyle="1" w:styleId="GLInstructionInline">
+    <w:name w:val="GL Instruction Inline"/>
+    <w:basedOn w:val="DefaultParagraphFont"/>
+  </w:style>
+  <w:style w:type="character" w:customStyle="1" w:styleId="GLSignatureMarker">
+    <w:name w:val="GL Signature Marker"/>
+    <w:basedOn w:val="DefaultParagraphFont"/>
   </w:style>
 </w:styles>
 </file>
